--- a/pr-preview/pr-463/nonparametric-models-handout-tracked-changes.docx
+++ b/pr-preview/pr-463/nonparametric-models-handout-tracked-changes.docx
@@ -16,7 +16,7 @@
       </w:pPr>
       <w:del w:id="1" w:author="PR Preview" w:date="2026-01-01T00:00:00Z">
         <w:r>
-          <w:delText xml:space="preserve">Last modified: 2026-10-23 11:56:24 (PDT)</w:delText>
+          <w:delText xml:space="preserve">Last modified: 2026-10-26 12:20:42 (PDT)</w:delText>
         </w:r>
       </w:del>
     </w:p>
@@ -26,7 +26,7 @@
       </w:pPr>
       <w:ins w:id="2" w:author="PR Preview" w:date="2026-01-01T00:00:00Z">
         <w:r>
-          <w:t xml:space="preserve">Last modified: 2026-10-23 13:45:12 (PDT)</w:t>
+          <w:t xml:space="preserve">Last modified: 2026-10-26 12:25:12 (PDT)</w:t>
         </w:r>
       </w:ins>
     </w:p>
@@ -6712,6 +6712,15 @@
                     <w:t xml:space="preserve">(</w:t>
                   </w:r>
                   <w:r>
+                    <w:br/>
+                  </w:r>
+                  <w:r>
+                    <w:rPr>
+                      <w:rStyle w:val="NormalTok"/>
+                    </w:rPr>
+                    <w:t xml:space="preserve">    </w:t>
+                  </w:r>
+                  <w:r>
                     <w:rPr>
                       <w:rStyle w:val="AttributeTok"/>
                     </w:rPr>
@@ -6727,13 +6736,22 @@
                     <w:rPr>
                       <w:rStyle w:val="StringTok"/>
                     </w:rPr>
-                    <w:t xml:space="preserve">"t"</w:t>
-                  </w:r>
-                  <w:r>
-                    <w:rPr>
-                      <w:rStyle w:val="NormalTok"/>
-                    </w:rPr>
-                    <w:t xml:space="preserve">, </w:t>
+                    <w:t xml:space="preserve">"Value, t"</w:t>
+                  </w:r>
+                  <w:r>
+                    <w:rPr>
+                      <w:rStyle w:val="NormalTok"/>
+                    </w:rPr>
+                    <w:t xml:space="preserve">,</w:t>
+                  </w:r>
+                  <w:r>
+                    <w:br/>
+                  </w:r>
+                  <w:r>
+                    <w:rPr>
+                      <w:rStyle w:val="NormalTok"/>
+                    </w:rPr>
+                    <w:t xml:space="preserve">    </w:t>
                   </w:r>
                   <w:r>
                     <w:rPr>
@@ -6761,6 +6779,30 @@
                   </w:r>
                   <w:r>
                     <w:rPr>
+                      <w:rStyle w:val="StringTok"/>
+                    </w:rPr>
+                    <w:t xml:space="preserve">"Empirical CDF, "</w:t>
+                  </w:r>
+                  <w:r>
+                    <w:rPr>
+                      <w:rStyle w:val="NormalTok"/>
+                    </w:rPr>
+                    <w:t xml:space="preserve"> </w:t>
+                  </w:r>
+                  <w:r>
+                    <w:rPr>
+                      <w:rStyle w:val="SpecialCharTok"/>
+                    </w:rPr>
+                    <w:t xml:space="preserve">*</w:t>
+                  </w:r>
+                  <w:r>
+                    <w:rPr>
+                      <w:rStyle w:val="NormalTok"/>
+                    </w:rPr>
+                    <w:t xml:space="preserve"> </w:t>
+                  </w:r>
+                  <w:r>
+                    <w:rPr>
                       <w:rStyle w:val="FunctionTok"/>
                     </w:rPr>
                     <w:t xml:space="preserve">hat</w:t>
@@ -6793,7 +6835,16 @@
                     <w:rPr>
                       <w:rStyle w:val="NormalTok"/>
                     </w:rPr>
-                    <w:t xml:space="preserve">))(t))) </w:t>
+                    <w:t xml:space="preserve">))(t))</w:t>
+                  </w:r>
+                  <w:r>
+                    <w:br/>
+                  </w:r>
+                  <w:r>
+                    <w:rPr>
+                      <w:rStyle w:val="NormalTok"/>
+                    </w:rPr>
+                    <w:t xml:space="preserve">  ) </w:t>
                   </w:r>
                   <w:r>
                     <w:rPr>
@@ -7807,6 +7858,15 @@
                     <w:t xml:space="preserve">(</w:t>
                   </w:r>
                   <w:r>
+                    <w:br/>
+                  </w:r>
+                  <w:r>
+                    <w:rPr>
+                      <w:rStyle w:val="NormalTok"/>
+                    </w:rPr>
+                    <w:t xml:space="preserve">    </w:t>
+                  </w:r>
+                  <w:r>
                     <w:rPr>
                       <w:rStyle w:val="AttributeTok"/>
                     </w:rPr>
@@ -7822,13 +7882,22 @@
                     <w:rPr>
                       <w:rStyle w:val="StringTok"/>
                     </w:rPr>
-                    <w:t xml:space="preserve">"p"</w:t>
-                  </w:r>
-                  <w:r>
-                    <w:rPr>
-                      <w:rStyle w:val="NormalTok"/>
-                    </w:rPr>
-                    <w:t xml:space="preserve">, </w:t>
+                    <w:t xml:space="preserve">"Probability, p"</w:t>
+                  </w:r>
+                  <w:r>
+                    <w:rPr>
+                      <w:rStyle w:val="NormalTok"/>
+                    </w:rPr>
+                    <w:t xml:space="preserve">,</w:t>
+                  </w:r>
+                  <w:r>
+                    <w:br/>
+                  </w:r>
+                  <w:r>
+                    <w:rPr>
+                      <w:rStyle w:val="NormalTok"/>
+                    </w:rPr>
+                    <w:t xml:space="preserve">    </w:t>
                   </w:r>
                   <w:r>
                     <w:rPr>
@@ -7856,6 +7925,30 @@
                   </w:r>
                   <w:r>
                     <w:rPr>
+                      <w:rStyle w:val="StringTok"/>
+                    </w:rPr>
+                    <w:t xml:space="preserve">"Sample quantile, "</w:t>
+                  </w:r>
+                  <w:r>
+                    <w:rPr>
+                      <w:rStyle w:val="NormalTok"/>
+                    </w:rPr>
+                    <w:t xml:space="preserve"> </w:t>
+                  </w:r>
+                  <w:r>
+                    <w:rPr>
+                      <w:rStyle w:val="SpecialCharTok"/>
+                    </w:rPr>
+                    <w:t xml:space="preserve">*</w:t>
+                  </w:r>
+                  <w:r>
+                    <w:rPr>
+                      <w:rStyle w:val="NormalTok"/>
+                    </w:rPr>
+                    <w:t xml:space="preserve"> </w:t>
+                  </w:r>
+                  <w:r>
+                    <w:rPr>
                       <w:rStyle w:val="FunctionTok"/>
                     </w:rPr>
                     <w:t xml:space="preserve">hat</w:t>
@@ -7864,7 +7957,16 @@
                     <w:rPr>
                       <w:rStyle w:val="NormalTok"/>
                     </w:rPr>
-                    <w:t xml:space="preserve">(Q)(p))) </w:t>
+                    <w:t xml:space="preserve">(Q)(p))</w:t>
+                  </w:r>
+                  <w:r>
+                    <w:br/>
+                  </w:r>
+                  <w:r>
+                    <w:rPr>
+                      <w:rStyle w:val="NormalTok"/>
+                    </w:rPr>
+                    <w:t xml:space="preserve">  ) </w:t>
                   </w:r>
                   <w:r>
                     <w:rPr>
